--- a/Chinedu_Ezeofor_Resume.docx
+++ b/Chinedu_Ezeofor_Resume.docx
@@ -56,7 +56,7 @@
         <w:spacing w:after="60"/>
       </w:pPr>
       <w:r>
-        <w:t>Service desk analyst working in IT support since 2021, currently covering the weekend shift for a healthcare client with 1,000+ users. Most of my day is Active Directory, Epic, MyChart and Microsoft 365 - creating accounts, clearing blocks, verifying who I'm actually talking to before I change anything, and talking users through software changes they didn't ask for. Outside of work I build automations in Make.com and n8n and run a small digital agency in NYC. Studying for Security+.</w:t>
+        <w:t>Service desk analyst in IT support since 2021, supporting 1,000+ users for a healthcare client in a Citrix and Microsoft 365 environment. I provision accounts in Active Directory, reset and unblock access across Epic, MyChart and Healthstream behind caller verification and Duo MFA, and own tickets end to end in FreshService. I also build automations in Make.com and n8n, including an OpenAI API integration, and run a small digital agency in NYC. Studying for CompTIA Security+.</w:t>
       </w:r>
     </w:p>
     <w:p>
